--- a/templates/kesma_indiv/إقرار_بجدية_القسمة.docx
+++ b/templates/kesma_indiv/إقرار_بجدية_القسمة.docx
@@ -330,7 +330,19 @@
           <w:rtl/>
           <w:lang w:bidi="ar-EG"/>
         </w:rPr>
-        <w:t>{{رقم_قضية_الوراثة}}</w:t>
+        <w:t xml:space="preserve">{{رقم_قضية_الوراثة}} </w:t>
+      </w:r>
+      <w:r>
+        <w:rPr>
+          <w:rFonts w:asciiTheme="minorBidi" w:hAnsiTheme="minorBidi"/>
+          <w:b/>
+          <w:bCs/>
+          <w:sz w:val="30"/>
+          <w:szCs w:val="30"/>
+          <w:rtl/>
+          <w:lang w:bidi="ar-EG"/>
+        </w:rPr>
+        <w:t>لسنة</w:t>
       </w:r>
       <w:r>
         <w:rPr>
@@ -354,7 +366,43 @@
           <w:rtl/>
           <w:lang w:bidi="ar-EG"/>
         </w:rPr>
-        <w:t>لسنة</w:t>
+        <w:t xml:space="preserve">{{سنة_قضية_الوراثة}} </w:t>
+      </w:r>
+      <w:r>
+        <w:rPr>
+          <w:rFonts w:asciiTheme="minorBidi" w:hAnsiTheme="minorBidi"/>
+          <w:b/>
+          <w:bCs/>
+          <w:sz w:val="30"/>
+          <w:szCs w:val="30"/>
+          <w:rtl/>
+          <w:lang w:bidi="ar-EG"/>
+        </w:rPr>
+        <w:t>بأ</w:t>
+      </w:r>
+      <w:r>
+        <w:rPr>
+          <w:rFonts w:asciiTheme="minorBidi" w:hAnsiTheme="minorBidi"/>
+          <w:b/>
+          <w:bCs/>
+          <w:sz w:val="30"/>
+          <w:szCs w:val="30"/>
+          <w:rtl/>
+          <w:lang w:bidi="ar-EG"/>
+        </w:rPr>
+        <w:t xml:space="preserve">ن شرط القسمه المحرر بيننا </w:t>
+      </w:r>
+      <w:r>
+        <w:rPr>
+          <w:rFonts w:asciiTheme="minorBidi" w:hAnsiTheme="minorBidi"/>
+          <w:b/>
+          <w:bCs/>
+          <w:sz w:val="30"/>
+          <w:szCs w:val="30"/>
+          <w:rtl/>
+          <w:lang w:bidi="ar-EG"/>
+        </w:rPr>
+        <w:t>بتاريخ</w:t>
       </w:r>
       <w:r>
         <w:rPr>
@@ -370,100 +418,29 @@
       </w:r>
       <w:r>
         <w:rPr>
-          <w:rFonts w:asciiTheme="minorBidi" w:hAnsiTheme="minorBidi"/>
-          <w:b/>
-          <w:bCs/>
-          <w:sz w:val="30"/>
-          <w:szCs w:val="30"/>
-          <w:rtl/>
-          <w:lang w:bidi="ar-EG"/>
-        </w:rPr>
-        <w:t>{{سنة_قضية_الوراثة}}</w:t>
-      </w:r>
-      <w:r>
-        <w:rPr>
-          <w:rFonts w:asciiTheme="minorBidi" w:hAnsiTheme="minorBidi"/>
-          <w:b/>
-          <w:bCs/>
-          <w:sz w:val="30"/>
-          <w:szCs w:val="30"/>
-          <w:rtl/>
+          <w:rFonts w:cs="Arial"/>
+          <w:b/>
+          <w:bCs/>
+          <w:sz w:val="30"/>
+          <w:szCs w:val="30"/>
+          <w:rtl/>
+          <w:lang w:bidi="ar-EG"/>
+        </w:rPr>
+        <w:t>{{تاريخ_العقد_رقمي}}</w:t>
+      </w:r>
+      <w:r>
+        <w:rPr>
+          <w:rFonts w:cs="Arial"/>
+          <w:b/>
+          <w:bCs/>
+          <w:sz w:val="30"/>
+          <w:szCs w:val="30"/>
           <w:lang w:bidi="ar-EG"/>
         </w:rPr>
         <w:t xml:space="preserve"> </w:t>
       </w:r>
-      <w:r>
-        <w:rPr>
-          <w:rFonts w:asciiTheme="minorBidi" w:hAnsiTheme="minorBidi"/>
-          <w:b/>
-          <w:bCs/>
-          <w:sz w:val="30"/>
-          <w:szCs w:val="30"/>
-          <w:rtl/>
-          <w:lang w:bidi="ar-EG"/>
-        </w:rPr>
-        <w:t>بأ</w:t>
-      </w:r>
-      <w:r>
-        <w:rPr>
-          <w:rFonts w:asciiTheme="minorBidi" w:hAnsiTheme="minorBidi"/>
-          <w:b/>
-          <w:bCs/>
-          <w:sz w:val="30"/>
-          <w:szCs w:val="30"/>
-          <w:rtl/>
-          <w:lang w:bidi="ar-EG"/>
-        </w:rPr>
-        <w:t xml:space="preserve">ن شرط القسمه المحرر بيننا </w:t>
-      </w:r>
-      <w:r>
-        <w:rPr>
-          <w:rFonts w:asciiTheme="minorBidi" w:hAnsiTheme="minorBidi"/>
-          <w:b/>
-          <w:bCs/>
-          <w:sz w:val="30"/>
-          <w:szCs w:val="30"/>
-          <w:rtl/>
-          <w:lang w:bidi="ar-EG"/>
-        </w:rPr>
-        <w:t>بتاريخ</w:t>
-      </w:r>
-      <w:r>
-        <w:rPr>
-          <w:rFonts w:asciiTheme="minorBidi" w:hAnsiTheme="minorBidi"/>
-          <w:b/>
-          <w:bCs/>
-          <w:sz w:val="30"/>
-          <w:szCs w:val="30"/>
-          <w:rtl/>
-          <w:lang w:bidi="ar-EG"/>
-        </w:rPr>
-        <w:t xml:space="preserve"> </w:t>
-      </w:r>
-      <w:r>
-        <w:rPr>
-          <w:rFonts w:asciiTheme="minorBidi" w:hAnsiTheme="minorBidi"/>
-          <w:b/>
-          <w:bCs/>
-          <w:sz w:val="30"/>
-          <w:szCs w:val="30"/>
-          <w:rtl/>
-          <w:lang w:bidi="ar-EG"/>
-        </w:rPr>
-        <w:t>{{تاريخ_العقد}}</w:t>
-      </w:r>
-      <w:r>
-        <w:rPr>
-          <w:rFonts w:asciiTheme="minorBidi" w:hAnsiTheme="minorBidi"/>
-          <w:b/>
-          <w:bCs/>
-          <w:sz w:val="30"/>
-          <w:szCs w:val="30"/>
-          <w:rtl/>
-          <w:lang w:bidi="ar-EG"/>
-        </w:rPr>
-        <w:t xml:space="preserve"> </w:t>
-      </w:r>
+      <w:bookmarkStart w:id="0" w:name="_GoBack"/>
+      <w:bookmarkEnd w:id="0"/>
       <w:r>
         <w:rPr>
           <w:rFonts w:asciiTheme="minorBidi" w:hAnsiTheme="minorBidi"/>
@@ -628,8 +605,6 @@
         </w:rPr>
         <w:t xml:space="preserve"> </w:t>
       </w:r>
-      <w:bookmarkStart w:id="0" w:name="_GoBack"/>
-      <w:bookmarkEnd w:id="0"/>
     </w:p>
     <w:p>
       <w:pPr>
